--- a/10/programmnoe-obespechenie/zagotovka-04.docx
+++ b/10/programmnoe-obespechenie/zagotovka-04.docx
@@ -4,12 +4,12 @@
   <w:body>
     <w:p>
       <w:r>
-        <w:t xml:space="preserve">             Муниципальное бюджетное общеобразовательное учреждение</w:t>
+        <w:t xml:space="preserve">                 Муниципальное бюджетное общеобразовательное учреждение</w:t>
       </w:r>
     </w:p>
     <w:p>
       <w:r>
-        <w:t xml:space="preserve">                          «Средняя общеобразовательная школа № ___»</w:t>
+        <w:t xml:space="preserve">                  «Средняя общеобразовательная школа № ___»</w:t>
       </w:r>
     </w:p>
     <w:p/>
@@ -20,12 +20,12 @@
     <w:p/>
     <w:p>
       <w:r>
-        <w:t xml:space="preserve">                                  РЕФЕРАТ</w:t>
+        <w:t xml:space="preserve">                          РЕФЕРАТ</w:t>
       </w:r>
     </w:p>
     <w:p>
       <w:r>
-        <w:t xml:space="preserve">             на тему: «Особенности программного обеспечения мобильных устройств»</w:t>
+        <w:t xml:space="preserve">                 на тему: «Особенности программного обеспечения мобильных устройств»</w:t>
       </w:r>
     </w:p>
     <w:p/>
@@ -36,17 +36,17 @@
     <w:p/>
     <w:p>
       <w:r>
-        <w:t xml:space="preserve">                                              Выполнил: Фамилия Имя,</w:t>
+        <w:t xml:space="preserve">                                      Выполнил: Фамилия Имя,</w:t>
       </w:r>
     </w:p>
     <w:p>
       <w:r>
-        <w:t xml:space="preserve">                                              ученик 10 ___ класса</w:t>
+        <w:t xml:space="preserve">                                      ученик 10 ___ класса</w:t>
       </w:r>
     </w:p>
     <w:p>
       <w:r>
-        <w:t xml:space="preserve">                                              Руководитель: Фамилия И. О.</w:t>
+        <w:t xml:space="preserve">                                      Руководитель: Фамилия И. О.</w:t>
       </w:r>
     </w:p>
     <w:p/>
@@ -56,7 +56,7 @@
     <w:p/>
     <w:p>
       <w:r>
-        <w:t xml:space="preserve">                              Город, 20__</w:t>
+        <w:t xml:space="preserve">                      Город, 20__</w:t>
       </w:r>
     </w:p>
     <w:p/>
@@ -105,119 +105,149 @@
     </w:p>
     <w:p/>
     <w:p/>
-    <w:p/>
     <w:p>
       <w:r>
         <w:t>ВВЕДЕНИЕ</w:t>
       </w:r>
     </w:p>
+    <w:p/>
     <w:p>
       <w:r>
+        <w:tab/>
         <w:t>Смартфон — полноценный компьютер, но программы для него устроены иначе, чем для настольной машины. Причина не в мощности: современный телефон считает быстрее ноутбука десятилетней давности. Причина в условиях работы — батарея, связь, размер экрана и то, что устройство почти всегда с собой.</w:t>
       </w:r>
     </w:p>
     <w:p>
       <w:r>
-        <w:t>В работе рассмотрено, чем мобильное программное обеспечение отличается от настольного и почему приложения ставят из магазина, а не откуда угодно.</w:t>
+        <w:tab/>
+        <w:t>В работе рассмотрено, чем мобильное программное  обеспечение  отличается от настольного и почему   приложения ставят из магазина, а не откуда угодно.</w:t>
       </w:r>
     </w:p>
+    <w:p/>
+    <w:p/>
     <w:p>
       <w:r>
         <w:t>1. Условия, которые задают устройство программ</w:t>
       </w:r>
     </w:p>
+    <w:p/>
     <w:p>
       <w:r>
-        <w:t>Первое ограничение — питание. Программа, которая постоянно что-то считает или опрашивает сеть, разряжает устройство за часы. Поэтому мобильная система жёстко управляет фоновой работой: приложение, ушедшее с экрана, чаще всего приостанавливается, а не продолжает работать.</w:t>
+        <w:t>Первое ограничение — питание. Программа, которая постоянно что-то считает или опрашивает сеть, разряжает устройство за часы. Поэтому мобильная система жёстко управляет фоновой работой: приложение, ушедшее с экрана, чаще всего  приостанавливается, а не продолжает  работать.</w:t>
       </w:r>
     </w:p>
     <w:p>
       <w:r>
+        <w:tab/>
         <w:t>Второе — связь. Соединение может пропасть в лифте и стоить денег в роуминге, поэтому приложения рассчитывают на перебои: сохраняют данные локально и досылают их, когда сеть вернётся.</w:t>
       </w:r>
     </w:p>
     <w:p>
       <w:r>
-        <w:t>Третье — экран и способ ввода. Палец крупнее курсора, клавиатуры нет, а окно всегда одно. Интерфейс приходится строить из крупных элементов и коротких шагов, а не из плотных меню.</w:t>
+        <w:t>Третье —  экран и способ ввода. Палец крупнее курсора, клавиатуры нет, а окно всегда одно.  Интерфейс приходится строить из крупных элементов и  коротких шагов, а не  из плотных меню.</w:t>
       </w:r>
     </w:p>
+    <w:p/>
+    <w:p/>
     <w:p>
       <w:r>
         <w:t>2. Магазины приложений и разрешения</w:t>
       </w:r>
     </w:p>
+    <w:p/>
     <w:p>
       <w:r>
-        <w:t>Мобильные приложения принято устанавливать из магазина. Магазин проверяет программу перед публикацией, подписывает её и обновляет централизованно. Пользователю не нужно искать сайт разработчика и оценивать, можно ли ему доверять.</w:t>
+        <w:t>Мобильные приложения принято устанавливать из  магазина. Магазин проверяет программу перед публикацией, подписывает  её и обновляет централизованно. Пользователю не нужно искать сайт разработчика и оценивать, можно ли ему  доверять.</w:t>
       </w:r>
     </w:p>
     <w:p>
       <w:r>
+        <w:tab/>
         <w:t>Обратная сторона — зависимость от правил магазина и от его доступности в конкретной стране. Установка приложения из файла возможна, но система при этом предупреждает: проверку никто не проводил.</w:t>
       </w:r>
     </w:p>
     <w:p>
       <w:r>
-        <w:t>Отдельный механизм — разрешения. Приложение не получает доступ к камере, микрофону, местоположению и контактам просто потому, что установлено: каждое такое право запрашивается отдельно, и его можно отозвать. Это заметное отличие от привычной настольной программы, которая обычно работает со всеми правами своего пользователя.</w:t>
+        <w:t>Отдельный механизм — разрешения. Приложение не  получает доступ к камере, микрофону, местоположению и контактам просто потому, что установлено: каждое такое право запрашивается отдельно, и его можно отозвать. Это заметное отличие от  привычной настольной программы, которая  обычно работает со всеми правами своего пользователя.</w:t>
       </w:r>
     </w:p>
+    <w:p/>
+    <w:p/>
+    <w:p/>
     <w:p>
       <w:r>
         <w:t>ЗАКЛЮЧЕНИЕ</w:t>
       </w:r>
     </w:p>
+    <w:p/>
     <w:p>
       <w:r>
-        <w:t>Программное обеспечение мобильных устройств отличается от настольного не возможностями, а ограничениями, в которых работает: батарея, ненадёжная связь, маленький экран и постоянное присутствие устройства рядом с человеком. Отсюда приостановка фоновых программ, установка из магазина и раздача прав по одному, а не сразу.</w:t>
+        <w:t>Программное обеспечение мобильных устройств отличается от  настольного не возможностями, а ограничениями,  в которых работает: батарея, ненадёжная связь, маленький экран и постоянное присутствие устройства рядом с человеком. Отсюда приостановка фоновых программ, установка из магазина и раздача прав по одному, а не сразу.</w:t>
       </w:r>
     </w:p>
+    <w:p/>
+    <w:p/>
+    <w:p/>
     <w:p>
       <w:r>
         <w:t>СПИСОК ИСТОЧНИКОВ</w:t>
       </w:r>
     </w:p>
+    <w:p/>
     <w:p>
       <w:r>
+        <w:tab/>
+        <w:t>Энергопотребление мобильных приложений // Хабр. URL: https://habr.com (дата обращения 06.09.2026)</w:t>
+      </w:r>
+    </w:p>
+    <w:p>
+      <w:r>
+        <w:tab/>
+        <w:t>Угринович Н. Д.  Информатика:  учебник. — Москва: Лаборатория  знаний, 2021.</w:t>
+      </w:r>
+    </w:p>
+    <w:p>
+      <w:r>
+        <w:tab/>
         <w:t>Мобильные операционные системы: обзор // Открытые системы. URL: https://www.osp.ru (дата обращения 06.09.2026)</w:t>
       </w:r>
     </w:p>
     <w:p>
       <w:r>
-        <w:t>Энергопотребление мобильных приложений // Хабр. URL: https://habr.com (дата обращения 06.09.2026)</w:t>
-      </w:r>
-    </w:p>
-    <w:p>
-      <w:r>
-        <w:t>Как устроены разрешения приложений // Академия Яндекса. URL: https://academy.yandex.ru (дата обращения 05.09.2026)</w:t>
-      </w:r>
-    </w:p>
-    <w:p>
-      <w:r>
+        <w:tab/>
         <w:t>Информатика. 10 класс. Базовый уровень: учебник / под ред. И. Г. Семакина. — Москва: Просвещение, 2023.</w:t>
       </w:r>
     </w:p>
     <w:p>
       <w:r>
-        <w:t>Угринович Н. Д. Информатика: учебник. — Москва: Лаборатория знаний, 2021.</w:t>
+        <w:tab/>
+        <w:t>Как устроены разрешения приложений //   Академия  Яндекса. URL:  https://academy.yandex.ru (дата обращения 05.09.2026)</w:t>
       </w:r>
     </w:p>
+    <w:p/>
+    <w:p/>
+    <w:p/>
     <w:p>
       <w:r>
         <w:t>ПРИЛОЖЕНИЕ</w:t>
       </w:r>
     </w:p>
+    <w:p/>
     <w:p>
       <w:r>
+        <w:tab/>
         <w:t>Чем мобильное ПО отличается от настольного</w:t>
       </w:r>
     </w:p>
     <w:p>
       <w:r>
+        <w:tab/>
         <w:t>Фоновая работа — приостанавливается ради батареи</w:t>
       </w:r>
     </w:p>
     <w:p>
       <w:r>
+        <w:tab/>
         <w:t>Установка — из магазина с проверкой и подписью</w:t>
       </w:r>
     </w:p>
@@ -228,22 +258,23 @@
     </w:p>
     <w:p>
       <w:r>
-        <w:t>Права — запрашиваются по одному и отзываются</w:t>
+        <w:t>Права — запрашиваются  по одному  и  отзываются</w:t>
       </w:r>
     </w:p>
     <w:p>
       <w:r>
-        <w:t>Интерфейс — одно окно, крупные элементы, палец вместо курсора</w:t>
+        <w:t>Интерфейс — одно окно, крупные элементы,  палец  вместо   курсора</w:t>
       </w:r>
     </w:p>
     <w:p>
       <w:r>
-        <w:t>Данные — сохраняются локально на случай потери связи</w:t>
+        <w:tab/>
+        <w:t>Данные — сохраняются  локально на  случай потери  связи</w:t>
       </w:r>
     </w:p>
     <w:p>
       <w:r>
-        <w:t>Текст-заготовка подготовлен с помощью искусственного интеллекта и предназначен для учебной работы по оформлению.</w:t>
+        <w:t>Текст-заготовка подготовлен с помощью искусственного интеллекта и предназначен для   учебной работы   по оформлению.</w:t>
       </w:r>
     </w:p>
     <w:sectPr>
@@ -623,8 +654,8 @@
       <w:spacing w:after="0" w:before="0" w:line="240" w:lineRule="auto"/>
     </w:pPr>
     <w:rPr>
-      <w:rFonts w:ascii="Segoe UI" w:hAnsi="Segoe UI" w:cs="Segoe UI"/>
-      <w:sz w:val="22"/>
+      <w:rFonts w:ascii="Tahoma" w:hAnsi="Tahoma" w:cs="Tahoma"/>
+      <w:sz w:val="24"/>
     </w:rPr>
   </w:style>
   <w:style w:type="paragraph" w:styleId="Header">
